--- a/Week-1.docx
+++ b/Week-1.docx
@@ -514,35 +514,7 @@
           <w:lang w:eastAsia="en-IN"/>
           <w14:ligatures w14:val="none"/>
         </w:rPr>
-        <w:t>Data Structures</w:t>
-      </w:r>
-      <w:r>
-        <w:rPr>
-          <w:rFonts w:ascii="Aptos Narrow" w:eastAsia="Times New Roman" w:hAnsi="Aptos Narrow" w:cs="Times New Roman"/>
-          <w:b/>
-          <w:bCs/>
-          <w:color w:val="000000"/>
-          <w:kern w:val="0"/>
-          <w:sz w:val="28"/>
-          <w:szCs w:val="28"/>
-          <w:lang w:eastAsia="en-IN"/>
-          <w14:ligatures w14:val="none"/>
-        </w:rPr>
-        <w:t xml:space="preserve"> and </w:t>
-      </w:r>
-      <w:r>
-        <w:rPr>
-          <w:rFonts w:ascii="Aptos Narrow" w:eastAsia="Times New Roman" w:hAnsi="Aptos Narrow" w:cs="Times New Roman"/>
-          <w:b/>
-          <w:bCs/>
-          <w:color w:val="000000"/>
-          <w:kern w:val="0"/>
-          <w:sz w:val="28"/>
-          <w:szCs w:val="28"/>
-          <w:lang w:eastAsia="en-IN"/>
-          <w14:ligatures w14:val="none"/>
-        </w:rPr>
-        <w:t>Algorithms</w:t>
+        <w:t>Data Structures and Algorithms</w:t>
       </w:r>
     </w:p>
     <w:p>
@@ -1715,6 +1687,7 @@
         <w:rPr>
           <w:b/>
           <w:bCs/>
+          <w:noProof/>
         </w:rPr>
         <w:drawing>
           <wp:inline distT="0" distB="0" distL="0" distR="0" wp14:anchorId="044F3817" wp14:editId="68A9C7A9">
@@ -1780,6 +1753,7 @@
         <w:rPr>
           <w:b/>
           <w:bCs/>
+          <w:noProof/>
         </w:rPr>
         <w:drawing>
           <wp:inline distT="0" distB="0" distL="0" distR="0" wp14:anchorId="455D4BCB" wp14:editId="15657FD7">
@@ -1844,6 +1818,7 @@
         <w:rPr>
           <w:b/>
           <w:bCs/>
+          <w:noProof/>
         </w:rPr>
         <w:drawing>
           <wp:inline distT="0" distB="0" distL="0" distR="0" wp14:anchorId="4DA1C647" wp14:editId="524071C6">
@@ -1925,6 +1900,7 @@
         <w:rPr>
           <w:b/>
           <w:bCs/>
+          <w:noProof/>
         </w:rPr>
         <w:drawing>
           <wp:inline distT="0" distB="0" distL="0" distR="0" wp14:anchorId="5E5A79EC" wp14:editId="4CBE5F25">
@@ -1989,6 +1965,7 @@
         <w:rPr>
           <w:b/>
           <w:bCs/>
+          <w:noProof/>
         </w:rPr>
         <w:drawing>
           <wp:inline distT="0" distB="0" distL="0" distR="0" wp14:anchorId="79B364CB" wp14:editId="63064AE6">
@@ -2140,6 +2117,7 @@
         <w:rPr>
           <w:b/>
           <w:bCs/>
+          <w:noProof/>
         </w:rPr>
         <w:drawing>
           <wp:inline distT="0" distB="0" distL="0" distR="0" wp14:anchorId="221E3AF8" wp14:editId="034D76C4">
@@ -2186,6 +2164,2539 @@
         </w:rPr>
       </w:pPr>
     </w:p>
+    <w:p>
+      <w:pPr>
+        <w:rPr>
+          <w:b/>
+          <w:bCs/>
+        </w:rPr>
+      </w:pPr>
+      <w:r>
+        <w:rPr>
+          <w:b/>
+          <w:bCs/>
+        </w:rPr>
+        <w:lastRenderedPageBreak/>
+        <w:t>Scenario-2:</w:t>
+      </w:r>
+    </w:p>
+    <w:p>
+      <w:pPr>
+        <w:rPr>
+          <w:b/>
+          <w:bCs/>
+        </w:rPr>
+      </w:pPr>
+      <w:r>
+        <w:rPr>
+          <w:b/>
+          <w:bCs/>
+          <w:noProof/>
+        </w:rPr>
+        <w:drawing>
+          <wp:inline distT="0" distB="0" distL="0" distR="0" wp14:anchorId="439D17A8" wp14:editId="7CA16E88">
+            <wp:extent cx="5235394" cy="4435224"/>
+            <wp:effectExtent l="0" t="0" r="3810" b="3810"/>
+            <wp:docPr id="359583673" name="Picture 1"/>
+            <wp:cNvGraphicFramePr>
+              <a:graphicFrameLocks xmlns:a="http://schemas.openxmlformats.org/drawingml/2006/main" noChangeAspect="1"/>
+            </wp:cNvGraphicFramePr>
+            <a:graphic xmlns:a="http://schemas.openxmlformats.org/drawingml/2006/main">
+              <a:graphicData uri="http://schemas.openxmlformats.org/drawingml/2006/picture">
+                <pic:pic xmlns:pic="http://schemas.openxmlformats.org/drawingml/2006/picture">
+                  <pic:nvPicPr>
+                    <pic:cNvPr id="359583673" name=""/>
+                    <pic:cNvPicPr/>
+                  </pic:nvPicPr>
+                  <pic:blipFill>
+                    <a:blip r:embed="rId29"/>
+                    <a:stretch>
+                      <a:fillRect/>
+                    </a:stretch>
+                  </pic:blipFill>
+                  <pic:spPr>
+                    <a:xfrm>
+                      <a:off x="0" y="0"/>
+                      <a:ext cx="5235394" cy="4435224"/>
+                    </a:xfrm>
+                    <a:prstGeom prst="rect">
+                      <a:avLst/>
+                    </a:prstGeom>
+                  </pic:spPr>
+                </pic:pic>
+              </a:graphicData>
+            </a:graphic>
+          </wp:inline>
+        </w:drawing>
+      </w:r>
+    </w:p>
+    <w:p>
+      <w:pPr>
+        <w:rPr>
+          <w:b/>
+          <w:bCs/>
+        </w:rPr>
+      </w:pPr>
+      <w:r>
+        <w:rPr>
+          <w:b/>
+          <w:bCs/>
+        </w:rPr>
+        <w:t>Output:</w:t>
+      </w:r>
+    </w:p>
+    <w:p>
+      <w:pPr>
+        <w:rPr>
+          <w:b/>
+          <w:bCs/>
+        </w:rPr>
+      </w:pPr>
+    </w:p>
+    <w:p>
+      <w:pPr>
+        <w:rPr>
+          <w:b/>
+          <w:bCs/>
+        </w:rPr>
+      </w:pPr>
+      <w:r>
+        <w:rPr>
+          <w:b/>
+          <w:bCs/>
+          <w:noProof/>
+        </w:rPr>
+        <w:drawing>
+          <wp:inline distT="0" distB="0" distL="0" distR="0" wp14:anchorId="7588546F" wp14:editId="0A1C1CA4">
+            <wp:extent cx="3368332" cy="2903472"/>
+            <wp:effectExtent l="0" t="0" r="3810" b="0"/>
+            <wp:docPr id="1520763553" name="Picture 1"/>
+            <wp:cNvGraphicFramePr>
+              <a:graphicFrameLocks xmlns:a="http://schemas.openxmlformats.org/drawingml/2006/main" noChangeAspect="1"/>
+            </wp:cNvGraphicFramePr>
+            <a:graphic xmlns:a="http://schemas.openxmlformats.org/drawingml/2006/main">
+              <a:graphicData uri="http://schemas.openxmlformats.org/drawingml/2006/picture">
+                <pic:pic xmlns:pic="http://schemas.openxmlformats.org/drawingml/2006/picture">
+                  <pic:nvPicPr>
+                    <pic:cNvPr id="1520763553" name=""/>
+                    <pic:cNvPicPr/>
+                  </pic:nvPicPr>
+                  <pic:blipFill>
+                    <a:blip r:embed="rId30"/>
+                    <a:stretch>
+                      <a:fillRect/>
+                    </a:stretch>
+                  </pic:blipFill>
+                  <pic:spPr>
+                    <a:xfrm>
+                      <a:off x="0" y="0"/>
+                      <a:ext cx="3368332" cy="2903472"/>
+                    </a:xfrm>
+                    <a:prstGeom prst="rect">
+                      <a:avLst/>
+                    </a:prstGeom>
+                  </pic:spPr>
+                </pic:pic>
+              </a:graphicData>
+            </a:graphic>
+          </wp:inline>
+        </w:drawing>
+      </w:r>
+    </w:p>
+    <w:p>
+      <w:pPr>
+        <w:rPr>
+          <w:b/>
+          <w:bCs/>
+        </w:rPr>
+      </w:pPr>
+    </w:p>
+    <w:p>
+      <w:pPr>
+        <w:rPr>
+          <w:b/>
+          <w:bCs/>
+        </w:rPr>
+      </w:pPr>
+      <w:r>
+        <w:rPr>
+          <w:b/>
+          <w:bCs/>
+        </w:rPr>
+        <w:lastRenderedPageBreak/>
+        <w:t>Scenario-3:</w:t>
+      </w:r>
+    </w:p>
+    <w:p>
+      <w:pPr>
+        <w:rPr>
+          <w:b/>
+          <w:bCs/>
+        </w:rPr>
+      </w:pPr>
+      <w:r>
+        <w:rPr>
+          <w:b/>
+          <w:bCs/>
+          <w:noProof/>
+        </w:rPr>
+        <w:drawing>
+          <wp:inline distT="0" distB="0" distL="0" distR="0" wp14:anchorId="475C1F2E" wp14:editId="77A1CC2F">
+            <wp:extent cx="5731510" cy="5055235"/>
+            <wp:effectExtent l="0" t="0" r="2540" b="0"/>
+            <wp:docPr id="1324241241" name="Picture 1"/>
+            <wp:cNvGraphicFramePr>
+              <a:graphicFrameLocks xmlns:a="http://schemas.openxmlformats.org/drawingml/2006/main" noChangeAspect="1"/>
+            </wp:cNvGraphicFramePr>
+            <a:graphic xmlns:a="http://schemas.openxmlformats.org/drawingml/2006/main">
+              <a:graphicData uri="http://schemas.openxmlformats.org/drawingml/2006/picture">
+                <pic:pic xmlns:pic="http://schemas.openxmlformats.org/drawingml/2006/picture">
+                  <pic:nvPicPr>
+                    <pic:cNvPr id="1324241241" name=""/>
+                    <pic:cNvPicPr/>
+                  </pic:nvPicPr>
+                  <pic:blipFill>
+                    <a:blip r:embed="rId31"/>
+                    <a:stretch>
+                      <a:fillRect/>
+                    </a:stretch>
+                  </pic:blipFill>
+                  <pic:spPr>
+                    <a:xfrm>
+                      <a:off x="0" y="0"/>
+                      <a:ext cx="5731510" cy="5055235"/>
+                    </a:xfrm>
+                    <a:prstGeom prst="rect">
+                      <a:avLst/>
+                    </a:prstGeom>
+                  </pic:spPr>
+                </pic:pic>
+              </a:graphicData>
+            </a:graphic>
+          </wp:inline>
+        </w:drawing>
+      </w:r>
+    </w:p>
+    <w:p>
+      <w:pPr>
+        <w:rPr>
+          <w:b/>
+          <w:bCs/>
+        </w:rPr>
+      </w:pPr>
+      <w:r>
+        <w:rPr>
+          <w:b/>
+          <w:bCs/>
+          <w:noProof/>
+        </w:rPr>
+        <w:drawing>
+          <wp:inline distT="0" distB="0" distL="0" distR="0" wp14:anchorId="4760E6AE" wp14:editId="5B93EBD8">
+            <wp:extent cx="5731510" cy="324485"/>
+            <wp:effectExtent l="0" t="0" r="2540" b="0"/>
+            <wp:docPr id="1919204127" name="Picture 1"/>
+            <wp:cNvGraphicFramePr>
+              <a:graphicFrameLocks xmlns:a="http://schemas.openxmlformats.org/drawingml/2006/main" noChangeAspect="1"/>
+            </wp:cNvGraphicFramePr>
+            <a:graphic xmlns:a="http://schemas.openxmlformats.org/drawingml/2006/main">
+              <a:graphicData uri="http://schemas.openxmlformats.org/drawingml/2006/picture">
+                <pic:pic xmlns:pic="http://schemas.openxmlformats.org/drawingml/2006/picture">
+                  <pic:nvPicPr>
+                    <pic:cNvPr id="1919204127" name=""/>
+                    <pic:cNvPicPr/>
+                  </pic:nvPicPr>
+                  <pic:blipFill>
+                    <a:blip r:embed="rId32"/>
+                    <a:stretch>
+                      <a:fillRect/>
+                    </a:stretch>
+                  </pic:blipFill>
+                  <pic:spPr>
+                    <a:xfrm>
+                      <a:off x="0" y="0"/>
+                      <a:ext cx="5731510" cy="324485"/>
+                    </a:xfrm>
+                    <a:prstGeom prst="rect">
+                      <a:avLst/>
+                    </a:prstGeom>
+                  </pic:spPr>
+                </pic:pic>
+              </a:graphicData>
+            </a:graphic>
+          </wp:inline>
+        </w:drawing>
+      </w:r>
+    </w:p>
+    <w:p>
+      <w:pPr>
+        <w:rPr>
+          <w:b/>
+          <w:bCs/>
+        </w:rPr>
+      </w:pPr>
+      <w:r>
+        <w:rPr>
+          <w:b/>
+          <w:bCs/>
+        </w:rPr>
+        <w:t>Output:</w:t>
+      </w:r>
+    </w:p>
+    <w:p>
+      <w:pPr>
+        <w:rPr>
+          <w:b/>
+          <w:bCs/>
+        </w:rPr>
+      </w:pPr>
+      <w:r>
+        <w:rPr>
+          <w:b/>
+          <w:bCs/>
+          <w:noProof/>
+        </w:rPr>
+        <w:drawing>
+          <wp:inline distT="0" distB="0" distL="0" distR="0" wp14:anchorId="1AED6DA3" wp14:editId="2193CCB9">
+            <wp:extent cx="2057578" cy="2667231"/>
+            <wp:effectExtent l="0" t="0" r="0" b="0"/>
+            <wp:docPr id="992316417" name="Picture 1"/>
+            <wp:cNvGraphicFramePr>
+              <a:graphicFrameLocks xmlns:a="http://schemas.openxmlformats.org/drawingml/2006/main" noChangeAspect="1"/>
+            </wp:cNvGraphicFramePr>
+            <a:graphic xmlns:a="http://schemas.openxmlformats.org/drawingml/2006/main">
+              <a:graphicData uri="http://schemas.openxmlformats.org/drawingml/2006/picture">
+                <pic:pic xmlns:pic="http://schemas.openxmlformats.org/drawingml/2006/picture">
+                  <pic:nvPicPr>
+                    <pic:cNvPr id="992316417" name=""/>
+                    <pic:cNvPicPr/>
+                  </pic:nvPicPr>
+                  <pic:blipFill>
+                    <a:blip r:embed="rId33"/>
+                    <a:stretch>
+                      <a:fillRect/>
+                    </a:stretch>
+                  </pic:blipFill>
+                  <pic:spPr>
+                    <a:xfrm>
+                      <a:off x="0" y="0"/>
+                      <a:ext cx="2057578" cy="2667231"/>
+                    </a:xfrm>
+                    <a:prstGeom prst="rect">
+                      <a:avLst/>
+                    </a:prstGeom>
+                  </pic:spPr>
+                </pic:pic>
+              </a:graphicData>
+            </a:graphic>
+          </wp:inline>
+        </w:drawing>
+      </w:r>
+    </w:p>
+    <w:p>
+      <w:pPr>
+        <w:rPr>
+          <w:b/>
+          <w:bCs/>
+        </w:rPr>
+      </w:pPr>
+      <w:r>
+        <w:rPr>
+          <w:b/>
+          <w:bCs/>
+        </w:rPr>
+        <w:lastRenderedPageBreak/>
+        <w:t>TDD and Logging Frameworks</w:t>
+      </w:r>
+    </w:p>
+    <w:p>
+      <w:pPr>
+        <w:rPr>
+          <w:b/>
+          <w:bCs/>
+        </w:rPr>
+      </w:pPr>
+      <w:r>
+        <w:rPr>
+          <w:b/>
+          <w:bCs/>
+        </w:rPr>
+        <w:t>Exercise-1:</w:t>
+      </w:r>
+    </w:p>
+    <w:p>
+      <w:pPr>
+        <w:rPr>
+          <w:u w:val="single"/>
+        </w:rPr>
+      </w:pPr>
+      <w:r>
+        <w:rPr>
+          <w:u w:val="single"/>
+        </w:rPr>
+        <w:t>Pom.xml</w:t>
+      </w:r>
+    </w:p>
+    <w:p>
+      <w:r>
+        <w:t>&lt;dependencies&gt;</w:t>
+      </w:r>
+    </w:p>
+    <w:p>
+      <w:r>
+        <w:t xml:space="preserve">    &lt;dependency&gt;</w:t>
+      </w:r>
+    </w:p>
+    <w:p>
+      <w:r>
+        <w:t xml:space="preserve">        &lt;</w:t>
+      </w:r>
+      <w:proofErr w:type="spellStart"/>
+      <w:r>
+        <w:t>groupId</w:t>
+      </w:r>
+      <w:proofErr w:type="spellEnd"/>
+      <w:r>
+        <w:t>&gt;</w:t>
+      </w:r>
+      <w:proofErr w:type="spellStart"/>
+      <w:r>
+        <w:t>junit</w:t>
+      </w:r>
+      <w:proofErr w:type="spellEnd"/>
+      <w:r>
+        <w:t>&lt;/</w:t>
+      </w:r>
+      <w:proofErr w:type="spellStart"/>
+      <w:r>
+        <w:t>groupId</w:t>
+      </w:r>
+      <w:proofErr w:type="spellEnd"/>
+      <w:r>
+        <w:t>&gt;</w:t>
+      </w:r>
+    </w:p>
+    <w:p>
+      <w:r>
+        <w:t xml:space="preserve">        &lt;</w:t>
+      </w:r>
+      <w:proofErr w:type="spellStart"/>
+      <w:r>
+        <w:t>artifactId</w:t>
+      </w:r>
+      <w:proofErr w:type="spellEnd"/>
+      <w:r>
+        <w:t>&gt;</w:t>
+      </w:r>
+      <w:proofErr w:type="spellStart"/>
+      <w:r>
+        <w:t>junit</w:t>
+      </w:r>
+      <w:proofErr w:type="spellEnd"/>
+      <w:r>
+        <w:t>&lt;/</w:t>
+      </w:r>
+      <w:proofErr w:type="spellStart"/>
+      <w:r>
+        <w:t>artifactId</w:t>
+      </w:r>
+      <w:proofErr w:type="spellEnd"/>
+      <w:r>
+        <w:t>&gt;</w:t>
+      </w:r>
+    </w:p>
+    <w:p>
+      <w:r>
+        <w:t xml:space="preserve">        &lt;version&gt;4.13.2&lt;/version&gt;</w:t>
+      </w:r>
+    </w:p>
+    <w:p>
+      <w:r>
+        <w:t xml:space="preserve">        &lt;scope&gt;test&lt;/scope&gt;</w:t>
+      </w:r>
+    </w:p>
+    <w:p>
+      <w:r>
+        <w:t xml:space="preserve">    &lt;/dependency&gt;</w:t>
+      </w:r>
+    </w:p>
+    <w:p>
+      <w:r>
+        <w:t>&lt;/dependencies&gt;</w:t>
+      </w:r>
+    </w:p>
+    <w:p>
+      <w:pPr>
+        <w:rPr>
+          <w:u w:val="single"/>
+        </w:rPr>
+      </w:pPr>
+      <w:r>
+        <w:rPr>
+          <w:u w:val="single"/>
+        </w:rPr>
+        <w:t>Calculator.java</w:t>
+      </w:r>
+    </w:p>
+    <w:p>
+      <w:r>
+        <w:t>public class Calculator {</w:t>
+      </w:r>
+    </w:p>
+    <w:p>
+      <w:r>
+        <w:t xml:space="preserve">    public int </w:t>
+      </w:r>
+      <w:proofErr w:type="gramStart"/>
+      <w:r>
+        <w:t>add(</w:t>
+      </w:r>
+      <w:proofErr w:type="gramEnd"/>
+      <w:r>
+        <w:t>int a, int b) {</w:t>
+      </w:r>
+    </w:p>
+    <w:p>
+      <w:r>
+        <w:t xml:space="preserve">        return a + b;</w:t>
+      </w:r>
+    </w:p>
+    <w:p>
+      <w:r>
+        <w:t xml:space="preserve">    }</w:t>
+      </w:r>
+    </w:p>
+    <w:p>
+      <w:r>
+        <w:t>}</w:t>
+      </w:r>
+    </w:p>
+    <w:p>
+      <w:pPr>
+        <w:rPr>
+          <w:u w:val="single"/>
+        </w:rPr>
+      </w:pPr>
+      <w:r>
+        <w:rPr>
+          <w:u w:val="single"/>
+        </w:rPr>
+        <w:t>CalculatorTest.java</w:t>
+      </w:r>
+    </w:p>
+    <w:p>
+      <w:r>
+        <w:t xml:space="preserve">import </w:t>
+      </w:r>
+      <w:proofErr w:type="spellStart"/>
+      <w:proofErr w:type="gramStart"/>
+      <w:r>
+        <w:t>org.junit</w:t>
+      </w:r>
+      <w:proofErr w:type="gramEnd"/>
+      <w:r>
+        <w:t>.Test</w:t>
+      </w:r>
+      <w:proofErr w:type="spellEnd"/>
+      <w:r>
+        <w:t>;</w:t>
+      </w:r>
+    </w:p>
+    <w:p>
+      <w:r>
+        <w:t xml:space="preserve">import static </w:t>
+      </w:r>
+      <w:proofErr w:type="spellStart"/>
+      <w:proofErr w:type="gramStart"/>
+      <w:r>
+        <w:t>org.junit</w:t>
+      </w:r>
+      <w:proofErr w:type="gramEnd"/>
+      <w:r>
+        <w:t>.Assert.assertEquals</w:t>
+      </w:r>
+      <w:proofErr w:type="spellEnd"/>
+      <w:r>
+        <w:t>;</w:t>
+      </w:r>
+    </w:p>
+    <w:p>
+      <w:r>
+        <w:t xml:space="preserve">public class </w:t>
+      </w:r>
+      <w:proofErr w:type="spellStart"/>
+      <w:r>
+        <w:t>CalculatorTest</w:t>
+      </w:r>
+      <w:proofErr w:type="spellEnd"/>
+      <w:r>
+        <w:t xml:space="preserve"> {</w:t>
+      </w:r>
+    </w:p>
+    <w:p>
+      <w:r>
+        <w:t xml:space="preserve">    @Test</w:t>
+      </w:r>
+    </w:p>
+    <w:p>
+      <w:r>
+        <w:t xml:space="preserve">    public void </w:t>
+      </w:r>
+      <w:proofErr w:type="spellStart"/>
+      <w:proofErr w:type="gramStart"/>
+      <w:r>
+        <w:t>testAdd</w:t>
+      </w:r>
+      <w:proofErr w:type="spellEnd"/>
+      <w:r>
+        <w:t>(</w:t>
+      </w:r>
+      <w:proofErr w:type="gramEnd"/>
+      <w:r>
+        <w:t>) {</w:t>
+      </w:r>
+    </w:p>
+    <w:p>
+      <w:r>
+        <w:t xml:space="preserve">        Calculator calc = new </w:t>
+      </w:r>
+      <w:proofErr w:type="gramStart"/>
+      <w:r>
+        <w:t>Calculator(</w:t>
+      </w:r>
+      <w:proofErr w:type="gramEnd"/>
+      <w:r>
+        <w:t>);</w:t>
+      </w:r>
+    </w:p>
+    <w:p>
+      <w:r>
+        <w:t xml:space="preserve">        int result = </w:t>
+      </w:r>
+      <w:proofErr w:type="spellStart"/>
+      <w:proofErr w:type="gramStart"/>
+      <w:r>
+        <w:t>calc.add</w:t>
+      </w:r>
+      <w:proofErr w:type="spellEnd"/>
+      <w:r>
+        <w:t>(</w:t>
+      </w:r>
+      <w:proofErr w:type="gramEnd"/>
+      <w:r>
+        <w:t>2, 3);</w:t>
+      </w:r>
+    </w:p>
+    <w:p>
+      <w:r>
+        <w:t xml:space="preserve">        </w:t>
+      </w:r>
+      <w:proofErr w:type="spellStart"/>
+      <w:proofErr w:type="gramStart"/>
+      <w:r>
+        <w:t>assertEquals</w:t>
+      </w:r>
+      <w:proofErr w:type="spellEnd"/>
+      <w:r>
+        <w:t>(</w:t>
+      </w:r>
+      <w:proofErr w:type="gramEnd"/>
+      <w:r>
+        <w:t>5, result);</w:t>
+      </w:r>
+    </w:p>
+    <w:p>
+      <w:r>
+        <w:t xml:space="preserve">    }</w:t>
+      </w:r>
+    </w:p>
+    <w:p>
+      <w:r>
+        <w:t>}</w:t>
+      </w:r>
+    </w:p>
+    <w:p>
+      <w:pPr>
+        <w:rPr>
+          <w:b/>
+          <w:bCs/>
+          <w:sz w:val="24"/>
+          <w:szCs w:val="24"/>
+        </w:rPr>
+      </w:pPr>
+    </w:p>
+    <w:p>
+      <w:pPr>
+        <w:rPr>
+          <w:b/>
+          <w:bCs/>
+          <w:sz w:val="24"/>
+          <w:szCs w:val="24"/>
+        </w:rPr>
+      </w:pPr>
+    </w:p>
+    <w:p>
+      <w:pPr>
+        <w:rPr>
+          <w:b/>
+          <w:bCs/>
+          <w:sz w:val="24"/>
+          <w:szCs w:val="24"/>
+        </w:rPr>
+      </w:pPr>
+    </w:p>
+    <w:p>
+      <w:pPr>
+        <w:rPr>
+          <w:b/>
+          <w:bCs/>
+          <w:sz w:val="24"/>
+          <w:szCs w:val="24"/>
+        </w:rPr>
+      </w:pPr>
+      <w:r>
+        <w:rPr>
+          <w:b/>
+          <w:bCs/>
+          <w:sz w:val="24"/>
+          <w:szCs w:val="24"/>
+        </w:rPr>
+        <w:lastRenderedPageBreak/>
+        <w:t>Exercise-2</w:t>
+      </w:r>
+    </w:p>
+    <w:p>
+      <w:pPr>
+        <w:rPr>
+          <w:sz w:val="24"/>
+          <w:szCs w:val="24"/>
+          <w:u w:val="single"/>
+        </w:rPr>
+      </w:pPr>
+      <w:r>
+        <w:rPr>
+          <w:sz w:val="24"/>
+          <w:szCs w:val="24"/>
+          <w:u w:val="single"/>
+        </w:rPr>
+        <w:t>StringProcessor.java</w:t>
+      </w:r>
+    </w:p>
+    <w:p>
+      <w:r>
+        <w:t xml:space="preserve">public class </w:t>
+      </w:r>
+      <w:proofErr w:type="spellStart"/>
+      <w:r>
+        <w:t>StringProcessor</w:t>
+      </w:r>
+      <w:proofErr w:type="spellEnd"/>
+      <w:r>
+        <w:t xml:space="preserve"> {</w:t>
+      </w:r>
+    </w:p>
+    <w:p>
+      <w:r>
+        <w:t xml:space="preserve">    public int </w:t>
+      </w:r>
+      <w:proofErr w:type="spellStart"/>
+      <w:proofErr w:type="gramStart"/>
+      <w:r>
+        <w:t>getLength</w:t>
+      </w:r>
+      <w:proofErr w:type="spellEnd"/>
+      <w:r>
+        <w:t>(</w:t>
+      </w:r>
+      <w:proofErr w:type="gramEnd"/>
+      <w:r>
+        <w:t>String str) {</w:t>
+      </w:r>
+    </w:p>
+    <w:p>
+      <w:r>
+        <w:t xml:space="preserve">        if (str == null) return 0;</w:t>
+      </w:r>
+    </w:p>
+    <w:p>
+      <w:r>
+        <w:t xml:space="preserve">        return </w:t>
+      </w:r>
+      <w:proofErr w:type="spellStart"/>
+      <w:proofErr w:type="gramStart"/>
+      <w:r>
+        <w:t>str.length</w:t>
+      </w:r>
+      <w:proofErr w:type="spellEnd"/>
+      <w:proofErr w:type="gramEnd"/>
+      <w:r>
+        <w:t>();</w:t>
+      </w:r>
+    </w:p>
+    <w:p>
+      <w:r>
+        <w:t xml:space="preserve">    }</w:t>
+      </w:r>
+    </w:p>
+    <w:p>
+      <w:r>
+        <w:t xml:space="preserve">    public String </w:t>
+      </w:r>
+      <w:proofErr w:type="spellStart"/>
+      <w:proofErr w:type="gramStart"/>
+      <w:r>
+        <w:t>toUpperCase</w:t>
+      </w:r>
+      <w:proofErr w:type="spellEnd"/>
+      <w:r>
+        <w:t>(</w:t>
+      </w:r>
+      <w:proofErr w:type="gramEnd"/>
+      <w:r>
+        <w:t>String str) {</w:t>
+      </w:r>
+    </w:p>
+    <w:p>
+      <w:r>
+        <w:t xml:space="preserve">        if (str == null) return null;</w:t>
+      </w:r>
+    </w:p>
+    <w:p>
+      <w:r>
+        <w:t xml:space="preserve">        return </w:t>
+      </w:r>
+      <w:proofErr w:type="spellStart"/>
+      <w:proofErr w:type="gramStart"/>
+      <w:r>
+        <w:t>str.toUpperCase</w:t>
+      </w:r>
+      <w:proofErr w:type="spellEnd"/>
+      <w:proofErr w:type="gramEnd"/>
+      <w:r>
+        <w:t>();</w:t>
+      </w:r>
+    </w:p>
+    <w:p>
+      <w:r>
+        <w:t xml:space="preserve">    }</w:t>
+      </w:r>
+    </w:p>
+    <w:p>
+      <w:pPr>
+        <w:rPr>
+          <w:u w:val="single"/>
+        </w:rPr>
+      </w:pPr>
+      <w:r>
+        <w:t>}</w:t>
+      </w:r>
+    </w:p>
+    <w:p>
+      <w:pPr>
+        <w:rPr>
+          <w:u w:val="single"/>
+        </w:rPr>
+      </w:pPr>
+      <w:r>
+        <w:rPr>
+          <w:u w:val="single"/>
+        </w:rPr>
+        <w:t>StringProcessorTest.java</w:t>
+      </w:r>
+    </w:p>
+    <w:p>
+      <w:r>
+        <w:t xml:space="preserve">import </w:t>
+      </w:r>
+      <w:proofErr w:type="spellStart"/>
+      <w:proofErr w:type="gramStart"/>
+      <w:r>
+        <w:t>org.junit</w:t>
+      </w:r>
+      <w:proofErr w:type="gramEnd"/>
+      <w:r>
+        <w:t>.Test</w:t>
+      </w:r>
+      <w:proofErr w:type="spellEnd"/>
+      <w:r>
+        <w:t>;</w:t>
+      </w:r>
+    </w:p>
+    <w:p>
+      <w:r>
+        <w:t xml:space="preserve">import static </w:t>
+      </w:r>
+      <w:proofErr w:type="spellStart"/>
+      <w:proofErr w:type="gramStart"/>
+      <w:r>
+        <w:t>org.junit</w:t>
+      </w:r>
+      <w:proofErr w:type="gramEnd"/>
+      <w:r>
+        <w:t>.Assert</w:t>
+      </w:r>
+      <w:proofErr w:type="spellEnd"/>
+      <w:r>
+        <w:t>.*;</w:t>
+      </w:r>
+    </w:p>
+    <w:p>
+      <w:r>
+        <w:t>public class StringProcessorTest {</w:t>
+      </w:r>
+    </w:p>
+    <w:p>
+      <w:r>
+        <w:t xml:space="preserve">    private final </w:t>
+      </w:r>
+      <w:proofErr w:type="spellStart"/>
+      <w:r>
+        <w:t>StringProcessor</w:t>
+      </w:r>
+      <w:proofErr w:type="spellEnd"/>
+      <w:r>
+        <w:t xml:space="preserve"> processor = new </w:t>
+      </w:r>
+      <w:proofErr w:type="spellStart"/>
+      <w:proofErr w:type="gramStart"/>
+      <w:r>
+        <w:t>StringProcessor</w:t>
+      </w:r>
+      <w:proofErr w:type="spellEnd"/>
+      <w:r>
+        <w:t>(</w:t>
+      </w:r>
+      <w:proofErr w:type="gramEnd"/>
+      <w:r>
+        <w:t>);</w:t>
+      </w:r>
+    </w:p>
+    <w:p>
+      <w:r>
+        <w:t xml:space="preserve">    @Test</w:t>
+      </w:r>
+    </w:p>
+    <w:p>
+      <w:r>
+        <w:t xml:space="preserve">    public void </w:t>
+      </w:r>
+      <w:proofErr w:type="spellStart"/>
+      <w:proofErr w:type="gramStart"/>
+      <w:r>
+        <w:t>testGetLength</w:t>
+      </w:r>
+      <w:proofErr w:type="spellEnd"/>
+      <w:r>
+        <w:t>(</w:t>
+      </w:r>
+      <w:proofErr w:type="gramEnd"/>
+      <w:r>
+        <w:t>) {</w:t>
+      </w:r>
+    </w:p>
+    <w:p>
+      <w:r>
+        <w:t xml:space="preserve">        </w:t>
+      </w:r>
+      <w:proofErr w:type="spellStart"/>
+      <w:proofErr w:type="gramStart"/>
+      <w:r>
+        <w:t>assertEquals</w:t>
+      </w:r>
+      <w:proofErr w:type="spellEnd"/>
+      <w:r>
+        <w:t>(</w:t>
+      </w:r>
+      <w:proofErr w:type="gramEnd"/>
+      <w:r>
+        <w:t xml:space="preserve">5, </w:t>
+      </w:r>
+      <w:proofErr w:type="spellStart"/>
+      <w:proofErr w:type="gramStart"/>
+      <w:r>
+        <w:t>processor.getLength</w:t>
+      </w:r>
+      <w:proofErr w:type="spellEnd"/>
+      <w:proofErr w:type="gramEnd"/>
+      <w:r>
+        <w:t>("Hello"));</w:t>
+      </w:r>
+    </w:p>
+    <w:p>
+      <w:r>
+        <w:t xml:space="preserve">        </w:t>
+      </w:r>
+      <w:proofErr w:type="spellStart"/>
+      <w:proofErr w:type="gramStart"/>
+      <w:r>
+        <w:t>assertEquals</w:t>
+      </w:r>
+      <w:proofErr w:type="spellEnd"/>
+      <w:r>
+        <w:t>(</w:t>
+      </w:r>
+      <w:proofErr w:type="gramEnd"/>
+      <w:r>
+        <w:t xml:space="preserve">0, </w:t>
+      </w:r>
+      <w:proofErr w:type="spellStart"/>
+      <w:proofErr w:type="gramStart"/>
+      <w:r>
+        <w:t>processor.getLength</w:t>
+      </w:r>
+      <w:proofErr w:type="spellEnd"/>
+      <w:proofErr w:type="gramEnd"/>
+      <w:r>
+        <w:t>(""));</w:t>
+      </w:r>
+    </w:p>
+    <w:p>
+      <w:r>
+        <w:t xml:space="preserve">        </w:t>
+      </w:r>
+      <w:proofErr w:type="spellStart"/>
+      <w:proofErr w:type="gramStart"/>
+      <w:r>
+        <w:t>assertEquals</w:t>
+      </w:r>
+      <w:proofErr w:type="spellEnd"/>
+      <w:r>
+        <w:t>(</w:t>
+      </w:r>
+      <w:proofErr w:type="gramEnd"/>
+      <w:r>
+        <w:t xml:space="preserve">0, </w:t>
+      </w:r>
+      <w:proofErr w:type="spellStart"/>
+      <w:proofErr w:type="gramStart"/>
+      <w:r>
+        <w:t>processor.getLength</w:t>
+      </w:r>
+      <w:proofErr w:type="spellEnd"/>
+      <w:proofErr w:type="gramEnd"/>
+      <w:r>
+        <w:t>(null));</w:t>
+      </w:r>
+    </w:p>
+    <w:p>
+      <w:r>
+        <w:t xml:space="preserve">    }</w:t>
+      </w:r>
+    </w:p>
+    <w:p>
+      <w:r>
+        <w:t xml:space="preserve">    @Test</w:t>
+      </w:r>
+    </w:p>
+    <w:p>
+      <w:r>
+        <w:t xml:space="preserve">    public void </w:t>
+      </w:r>
+      <w:proofErr w:type="spellStart"/>
+      <w:proofErr w:type="gramStart"/>
+      <w:r>
+        <w:t>testToUpperCase</w:t>
+      </w:r>
+      <w:proofErr w:type="spellEnd"/>
+      <w:r>
+        <w:t>(</w:t>
+      </w:r>
+      <w:proofErr w:type="gramEnd"/>
+      <w:r>
+        <w:t>) {</w:t>
+      </w:r>
+    </w:p>
+    <w:p>
+      <w:r>
+        <w:t xml:space="preserve">        </w:t>
+      </w:r>
+      <w:proofErr w:type="spellStart"/>
+      <w:proofErr w:type="gramStart"/>
+      <w:r>
+        <w:t>assertEquals</w:t>
+      </w:r>
+      <w:proofErr w:type="spellEnd"/>
+      <w:r>
+        <w:t>(</w:t>
+      </w:r>
+      <w:proofErr w:type="gramEnd"/>
+      <w:r>
+        <w:t xml:space="preserve">"HELLO", </w:t>
+      </w:r>
+      <w:proofErr w:type="spellStart"/>
+      <w:proofErr w:type="gramStart"/>
+      <w:r>
+        <w:t>processor.toUpperCase</w:t>
+      </w:r>
+      <w:proofErr w:type="spellEnd"/>
+      <w:proofErr w:type="gramEnd"/>
+      <w:r>
+        <w:t>("hello"));</w:t>
+      </w:r>
+    </w:p>
+    <w:p>
+      <w:r>
+        <w:t xml:space="preserve">        </w:t>
+      </w:r>
+      <w:proofErr w:type="spellStart"/>
+      <w:r>
+        <w:t>assertNull</w:t>
+      </w:r>
+      <w:proofErr w:type="spellEnd"/>
+      <w:r>
+        <w:t>(</w:t>
+      </w:r>
+      <w:proofErr w:type="spellStart"/>
+      <w:proofErr w:type="gramStart"/>
+      <w:r>
+        <w:t>processor.toUpperCase</w:t>
+      </w:r>
+      <w:proofErr w:type="spellEnd"/>
+      <w:proofErr w:type="gramEnd"/>
+      <w:r>
+        <w:t>(null));</w:t>
+      </w:r>
+    </w:p>
+    <w:p>
+      <w:r>
+        <w:t xml:space="preserve">    }</w:t>
+      </w:r>
+    </w:p>
+    <w:p>
+      <w:r>
+        <w:t>}</w:t>
+      </w:r>
+    </w:p>
+    <w:p/>
+    <w:p/>
+    <w:p>
+      <w:pPr>
+        <w:rPr>
+          <w:b/>
+          <w:bCs/>
+          <w:sz w:val="24"/>
+          <w:szCs w:val="24"/>
+        </w:rPr>
+      </w:pPr>
+      <w:r>
+        <w:rPr>
+          <w:b/>
+          <w:bCs/>
+          <w:sz w:val="24"/>
+          <w:szCs w:val="24"/>
+        </w:rPr>
+        <w:lastRenderedPageBreak/>
+        <w:t>Exercise-3</w:t>
+      </w:r>
+    </w:p>
+    <w:p>
+      <w:pPr>
+        <w:rPr>
+          <w:u w:val="single"/>
+        </w:rPr>
+      </w:pPr>
+      <w:r>
+        <w:rPr>
+          <w:u w:val="single"/>
+        </w:rPr>
+        <w:t>AssertionTest.java</w:t>
+      </w:r>
+    </w:p>
+    <w:p>
+      <w:r>
+        <w:t xml:space="preserve">import </w:t>
+      </w:r>
+      <w:proofErr w:type="spellStart"/>
+      <w:proofErr w:type="gramStart"/>
+      <w:r>
+        <w:t>org.junit</w:t>
+      </w:r>
+      <w:proofErr w:type="gramEnd"/>
+      <w:r>
+        <w:t>.Test</w:t>
+      </w:r>
+      <w:proofErr w:type="spellEnd"/>
+      <w:r>
+        <w:t>;</w:t>
+      </w:r>
+    </w:p>
+    <w:p>
+      <w:r>
+        <w:t xml:space="preserve">import static </w:t>
+      </w:r>
+      <w:proofErr w:type="spellStart"/>
+      <w:proofErr w:type="gramStart"/>
+      <w:r>
+        <w:t>org.junit</w:t>
+      </w:r>
+      <w:proofErr w:type="gramEnd"/>
+      <w:r>
+        <w:t>.Assert</w:t>
+      </w:r>
+      <w:proofErr w:type="spellEnd"/>
+      <w:r>
+        <w:t>.*;</w:t>
+      </w:r>
+    </w:p>
+    <w:p>
+      <w:r>
+        <w:t>public class AssertionsTest {</w:t>
+      </w:r>
+    </w:p>
+    <w:p>
+      <w:r>
+        <w:t xml:space="preserve">    @Test</w:t>
+      </w:r>
+    </w:p>
+    <w:p>
+      <w:r>
+        <w:t xml:space="preserve">    public void </w:t>
+      </w:r>
+      <w:proofErr w:type="spellStart"/>
+      <w:proofErr w:type="gramStart"/>
+      <w:r>
+        <w:t>testAssertions</w:t>
+      </w:r>
+      <w:proofErr w:type="spellEnd"/>
+      <w:r>
+        <w:t>(</w:t>
+      </w:r>
+      <w:proofErr w:type="gramEnd"/>
+      <w:r>
+        <w:t>) {</w:t>
+      </w:r>
+    </w:p>
+    <w:p>
+      <w:r>
+        <w:t xml:space="preserve">        </w:t>
+      </w:r>
+      <w:proofErr w:type="spellStart"/>
+      <w:proofErr w:type="gramStart"/>
+      <w:r>
+        <w:t>assertEquals</w:t>
+      </w:r>
+      <w:proofErr w:type="spellEnd"/>
+      <w:r>
+        <w:t>(</w:t>
+      </w:r>
+      <w:proofErr w:type="gramEnd"/>
+      <w:r>
+        <w:t>5, 2 + 3);</w:t>
+      </w:r>
+    </w:p>
+    <w:p>
+      <w:r>
+        <w:t xml:space="preserve">        </w:t>
+      </w:r>
+      <w:proofErr w:type="spellStart"/>
+      <w:proofErr w:type="gramStart"/>
+      <w:r>
+        <w:t>assertTrue</w:t>
+      </w:r>
+      <w:proofErr w:type="spellEnd"/>
+      <w:r>
+        <w:t>(</w:t>
+      </w:r>
+      <w:proofErr w:type="gramEnd"/>
+      <w:r>
+        <w:t>"5 should be greater than 3", 5 &gt; 3);</w:t>
+      </w:r>
+    </w:p>
+    <w:p>
+      <w:r>
+        <w:t xml:space="preserve">        </w:t>
+      </w:r>
+      <w:proofErr w:type="spellStart"/>
+      <w:proofErr w:type="gramStart"/>
+      <w:r>
+        <w:t>assertFalse</w:t>
+      </w:r>
+      <w:proofErr w:type="spellEnd"/>
+      <w:r>
+        <w:t>(</w:t>
+      </w:r>
+      <w:proofErr w:type="gramEnd"/>
+      <w:r>
+        <w:t>"5 should not be less than 3", 5 &lt; 3);</w:t>
+      </w:r>
+    </w:p>
+    <w:p>
+      <w:r>
+        <w:t xml:space="preserve">        </w:t>
+      </w:r>
+      <w:proofErr w:type="spellStart"/>
+      <w:proofErr w:type="gramStart"/>
+      <w:r>
+        <w:t>assertNull</w:t>
+      </w:r>
+      <w:proofErr w:type="spellEnd"/>
+      <w:r>
+        <w:t>(</w:t>
+      </w:r>
+      <w:proofErr w:type="gramEnd"/>
+      <w:r>
+        <w:t>"This should be null", null);</w:t>
+      </w:r>
+    </w:p>
+    <w:p>
+      <w:r>
+        <w:t xml:space="preserve">        </w:t>
+      </w:r>
+      <w:proofErr w:type="spellStart"/>
+      <w:proofErr w:type="gramStart"/>
+      <w:r>
+        <w:t>assertNotNull</w:t>
+      </w:r>
+      <w:proofErr w:type="spellEnd"/>
+      <w:r>
+        <w:t>(</w:t>
+      </w:r>
+      <w:proofErr w:type="gramEnd"/>
+      <w:r>
+        <w:t xml:space="preserve">"This should not be null", new </w:t>
+      </w:r>
+      <w:proofErr w:type="gramStart"/>
+      <w:r>
+        <w:t>Object(</w:t>
+      </w:r>
+      <w:proofErr w:type="gramEnd"/>
+      <w:r>
+        <w:t>));</w:t>
+      </w:r>
+    </w:p>
+    <w:p>
+      <w:r>
+        <w:t xml:space="preserve">        </w:t>
+      </w:r>
+      <w:proofErr w:type="gramStart"/>
+      <w:r>
+        <w:t>int[</w:t>
+      </w:r>
+      <w:proofErr w:type="gramEnd"/>
+      <w:r>
+        <w:t>] expected = {1, 2, 3};</w:t>
+      </w:r>
+    </w:p>
+    <w:p>
+      <w:r>
+        <w:t xml:space="preserve">        </w:t>
+      </w:r>
+      <w:proofErr w:type="gramStart"/>
+      <w:r>
+        <w:t>int[</w:t>
+      </w:r>
+      <w:proofErr w:type="gramEnd"/>
+      <w:r>
+        <w:t>] actual = {1, 2, 3};</w:t>
+      </w:r>
+    </w:p>
+    <w:p>
+      <w:r>
+        <w:t xml:space="preserve">        </w:t>
+      </w:r>
+      <w:proofErr w:type="spellStart"/>
+      <w:proofErr w:type="gramStart"/>
+      <w:r>
+        <w:t>assertArrayEquals</w:t>
+      </w:r>
+      <w:proofErr w:type="spellEnd"/>
+      <w:r>
+        <w:t>(</w:t>
+      </w:r>
+      <w:proofErr w:type="gramEnd"/>
+      <w:r>
+        <w:t>"Arrays should be identical", expected, actual);</w:t>
+      </w:r>
+    </w:p>
+    <w:p>
+      <w:r>
+        <w:t xml:space="preserve">    }</w:t>
+      </w:r>
+    </w:p>
+    <w:p>
+      <w:r>
+        <w:t>}</w:t>
+      </w:r>
+    </w:p>
+    <w:p>
+      <w:r>
+        <w:t>Exercise-4</w:t>
+      </w:r>
+    </w:p>
+    <w:p>
+      <w:pPr>
+        <w:rPr>
+          <w:u w:val="single"/>
+        </w:rPr>
+      </w:pPr>
+      <w:r>
+        <w:rPr>
+          <w:u w:val="single"/>
+        </w:rPr>
+        <w:t>CalculatorTest.java</w:t>
+      </w:r>
+    </w:p>
+    <w:p>
+      <w:r>
+        <w:t xml:space="preserve">import </w:t>
+      </w:r>
+      <w:proofErr w:type="spellStart"/>
+      <w:proofErr w:type="gramStart"/>
+      <w:r>
+        <w:t>org.junit</w:t>
+      </w:r>
+      <w:proofErr w:type="gramEnd"/>
+      <w:r>
+        <w:t>.After</w:t>
+      </w:r>
+      <w:proofErr w:type="spellEnd"/>
+      <w:r>
+        <w:t>;</w:t>
+      </w:r>
+    </w:p>
+    <w:p>
+      <w:r>
+        <w:t xml:space="preserve">import </w:t>
+      </w:r>
+      <w:proofErr w:type="spellStart"/>
+      <w:proofErr w:type="gramStart"/>
+      <w:r>
+        <w:t>org.junit</w:t>
+      </w:r>
+      <w:proofErr w:type="gramEnd"/>
+      <w:r>
+        <w:t>.Before</w:t>
+      </w:r>
+      <w:proofErr w:type="spellEnd"/>
+      <w:r>
+        <w:t>;</w:t>
+      </w:r>
+    </w:p>
+    <w:p>
+      <w:r>
+        <w:t xml:space="preserve">import </w:t>
+      </w:r>
+      <w:proofErr w:type="spellStart"/>
+      <w:proofErr w:type="gramStart"/>
+      <w:r>
+        <w:t>org.junit</w:t>
+      </w:r>
+      <w:proofErr w:type="gramEnd"/>
+      <w:r>
+        <w:t>.Test</w:t>
+      </w:r>
+      <w:proofErr w:type="spellEnd"/>
+      <w:r>
+        <w:t>;</w:t>
+      </w:r>
+    </w:p>
+    <w:p>
+      <w:r>
+        <w:t xml:space="preserve">import static </w:t>
+      </w:r>
+      <w:proofErr w:type="spellStart"/>
+      <w:proofErr w:type="gramStart"/>
+      <w:r>
+        <w:t>org.junit</w:t>
+      </w:r>
+      <w:proofErr w:type="gramEnd"/>
+      <w:r>
+        <w:t>.Assert</w:t>
+      </w:r>
+      <w:proofErr w:type="spellEnd"/>
+      <w:r>
+        <w:t>.*;</w:t>
+      </w:r>
+    </w:p>
+    <w:p>
+      <w:r>
+        <w:t xml:space="preserve">public class </w:t>
+      </w:r>
+      <w:proofErr w:type="spellStart"/>
+      <w:r>
+        <w:t>CalculatorTest</w:t>
+      </w:r>
+      <w:proofErr w:type="spellEnd"/>
+      <w:r>
+        <w:t xml:space="preserve"> {</w:t>
+      </w:r>
+    </w:p>
+    <w:p>
+      <w:r>
+        <w:t xml:space="preserve">    private Calculator calc;</w:t>
+      </w:r>
+    </w:p>
+    <w:p>
+      <w:r>
+        <w:t xml:space="preserve">    @Before</w:t>
+      </w:r>
+    </w:p>
+    <w:p>
+      <w:r>
+        <w:t xml:space="preserve">    public void </w:t>
+      </w:r>
+      <w:proofErr w:type="spellStart"/>
+      <w:proofErr w:type="gramStart"/>
+      <w:r>
+        <w:t>setUp</w:t>
+      </w:r>
+      <w:proofErr w:type="spellEnd"/>
+      <w:r>
+        <w:t>(</w:t>
+      </w:r>
+      <w:proofErr w:type="gramEnd"/>
+      <w:r>
+        <w:t>) {</w:t>
+      </w:r>
+    </w:p>
+    <w:p>
+      <w:r>
+        <w:t xml:space="preserve">        calc = new </w:t>
+      </w:r>
+      <w:proofErr w:type="gramStart"/>
+      <w:r>
+        <w:t>Calculator(</w:t>
+      </w:r>
+      <w:proofErr w:type="gramEnd"/>
+      <w:r>
+        <w:t>);</w:t>
+      </w:r>
+    </w:p>
+    <w:p>
+      <w:r>
+        <w:t xml:space="preserve">        </w:t>
+      </w:r>
+      <w:proofErr w:type="spellStart"/>
+      <w:r>
+        <w:t>System.out.println</w:t>
+      </w:r>
+      <w:proofErr w:type="spellEnd"/>
+      <w:r>
+        <w:t>("Setting up: Calculator object created.");</w:t>
+      </w:r>
+    </w:p>
+    <w:p>
+      <w:r>
+        <w:t xml:space="preserve">    }</w:t>
+      </w:r>
+    </w:p>
+    <w:p>
+      <w:r>
+        <w:t xml:space="preserve">    @After</w:t>
+      </w:r>
+    </w:p>
+    <w:p>
+      <w:r>
+        <w:lastRenderedPageBreak/>
+        <w:t xml:space="preserve">    public void </w:t>
+      </w:r>
+      <w:proofErr w:type="spellStart"/>
+      <w:proofErr w:type="gramStart"/>
+      <w:r>
+        <w:t>tearDown</w:t>
+      </w:r>
+      <w:proofErr w:type="spellEnd"/>
+      <w:r>
+        <w:t>(</w:t>
+      </w:r>
+      <w:proofErr w:type="gramEnd"/>
+      <w:r>
+        <w:t>) {</w:t>
+      </w:r>
+    </w:p>
+    <w:p>
+      <w:r>
+        <w:t xml:space="preserve">        calc = null;</w:t>
+      </w:r>
+    </w:p>
+    <w:p>
+      <w:r>
+        <w:t xml:space="preserve">        </w:t>
+      </w:r>
+      <w:proofErr w:type="spellStart"/>
+      <w:r>
+        <w:t>System.out.println</w:t>
+      </w:r>
+      <w:proofErr w:type="spellEnd"/>
+      <w:r>
+        <w:t>("Teardown: Calculator object destroyed.");</w:t>
+      </w:r>
+    </w:p>
+    <w:p>
+      <w:r>
+        <w:t xml:space="preserve">    }</w:t>
+      </w:r>
+    </w:p>
+    <w:p>
+      <w:r>
+        <w:t xml:space="preserve">    @Test</w:t>
+      </w:r>
+    </w:p>
+    <w:p>
+      <w:r>
+        <w:t xml:space="preserve">    public void </w:t>
+      </w:r>
+      <w:proofErr w:type="spellStart"/>
+      <w:proofErr w:type="gramStart"/>
+      <w:r>
+        <w:t>testAdd</w:t>
+      </w:r>
+      <w:proofErr w:type="spellEnd"/>
+      <w:r>
+        <w:t>(</w:t>
+      </w:r>
+      <w:proofErr w:type="gramEnd"/>
+      <w:r>
+        <w:t>) {</w:t>
+      </w:r>
+    </w:p>
+    <w:p>
+      <w:r>
+        <w:t xml:space="preserve">        int a = 10, b = 20;</w:t>
+      </w:r>
+    </w:p>
+    <w:p>
+      <w:r>
+        <w:t xml:space="preserve">        int result = </w:t>
+      </w:r>
+      <w:proofErr w:type="spellStart"/>
+      <w:proofErr w:type="gramStart"/>
+      <w:r>
+        <w:t>calc.add</w:t>
+      </w:r>
+      <w:proofErr w:type="spellEnd"/>
+      <w:r>
+        <w:t>(</w:t>
+      </w:r>
+      <w:proofErr w:type="gramEnd"/>
+      <w:r>
+        <w:t>a, b);</w:t>
+      </w:r>
+    </w:p>
+    <w:p>
+      <w:r>
+        <w:t xml:space="preserve">        </w:t>
+      </w:r>
+      <w:proofErr w:type="spellStart"/>
+      <w:proofErr w:type="gramStart"/>
+      <w:r>
+        <w:t>assertEquals</w:t>
+      </w:r>
+      <w:proofErr w:type="spellEnd"/>
+      <w:r>
+        <w:t>(</w:t>
+      </w:r>
+      <w:proofErr w:type="gramEnd"/>
+      <w:r>
+        <w:t>30, result);</w:t>
+      </w:r>
+    </w:p>
+    <w:p>
+      <w:r>
+        <w:t xml:space="preserve">    }</w:t>
+      </w:r>
+    </w:p>
+    <w:p>
+      <w:r>
+        <w:t xml:space="preserve">    @Test</w:t>
+      </w:r>
+    </w:p>
+    <w:p>
+      <w:r>
+        <w:t xml:space="preserve">    public void </w:t>
+      </w:r>
+      <w:proofErr w:type="spellStart"/>
+      <w:proofErr w:type="gramStart"/>
+      <w:r>
+        <w:t>testSubtract</w:t>
+      </w:r>
+      <w:proofErr w:type="spellEnd"/>
+      <w:r>
+        <w:t>(</w:t>
+      </w:r>
+      <w:proofErr w:type="gramEnd"/>
+      <w:r>
+        <w:t>) {</w:t>
+      </w:r>
+    </w:p>
+    <w:p>
+      <w:r>
+        <w:t xml:space="preserve">        int result = </w:t>
+      </w:r>
+      <w:proofErr w:type="spellStart"/>
+      <w:proofErr w:type="gramStart"/>
+      <w:r>
+        <w:t>calc.subtract</w:t>
+      </w:r>
+      <w:proofErr w:type="spellEnd"/>
+      <w:proofErr w:type="gramEnd"/>
+      <w:r>
+        <w:t>(20, 5);</w:t>
+      </w:r>
+    </w:p>
+    <w:p>
+      <w:r>
+        <w:t xml:space="preserve">        </w:t>
+      </w:r>
+      <w:proofErr w:type="spellStart"/>
+      <w:proofErr w:type="gramStart"/>
+      <w:r>
+        <w:t>assertEquals</w:t>
+      </w:r>
+      <w:proofErr w:type="spellEnd"/>
+      <w:r>
+        <w:t>(</w:t>
+      </w:r>
+      <w:proofErr w:type="gramEnd"/>
+      <w:r>
+        <w:t>15, result);</w:t>
+      </w:r>
+    </w:p>
+    <w:p>
+      <w:r>
+        <w:t xml:space="preserve">    }</w:t>
+      </w:r>
+    </w:p>
+    <w:p>
+      <w:r>
+        <w:t>}</w:t>
+      </w:r>
+    </w:p>
+    <w:p>
+      <w:pPr>
+        <w:rPr>
+          <w:b/>
+          <w:bCs/>
+        </w:rPr>
+      </w:pPr>
+      <w:r>
+        <w:rPr>
+          <w:b/>
+          <w:bCs/>
+        </w:rPr>
+        <w:t>Mocking and Stubbing</w:t>
+      </w:r>
+    </w:p>
+    <w:p>
+      <w:r>
+        <w:t xml:space="preserve">import static </w:t>
+      </w:r>
+      <w:proofErr w:type="spellStart"/>
+      <w:proofErr w:type="gramStart"/>
+      <w:r>
+        <w:t>org.mockito</w:t>
+      </w:r>
+      <w:proofErr w:type="gramEnd"/>
+      <w:r>
+        <w:t>.</w:t>
+      </w:r>
+      <w:proofErr w:type="gramStart"/>
+      <w:r>
+        <w:t>Mockito</w:t>
+      </w:r>
+      <w:proofErr w:type="spellEnd"/>
+      <w:r>
+        <w:t>.*</w:t>
+      </w:r>
+      <w:proofErr w:type="gramEnd"/>
+      <w:r>
+        <w:t>;</w:t>
+      </w:r>
+    </w:p>
+    <w:p>
+      <w:r>
+        <w:t xml:space="preserve">import static </w:t>
+      </w:r>
+      <w:proofErr w:type="spellStart"/>
+      <w:proofErr w:type="gramStart"/>
+      <w:r>
+        <w:t>org.junit</w:t>
+      </w:r>
+      <w:proofErr w:type="gramEnd"/>
+      <w:r>
+        <w:t>.Assert.assertEquals</w:t>
+      </w:r>
+      <w:proofErr w:type="spellEnd"/>
+      <w:r>
+        <w:t>;</w:t>
+      </w:r>
+    </w:p>
+    <w:p>
+      <w:r>
+        <w:t xml:space="preserve">import </w:t>
+      </w:r>
+      <w:proofErr w:type="spellStart"/>
+      <w:proofErr w:type="gramStart"/>
+      <w:r>
+        <w:t>org.junit</w:t>
+      </w:r>
+      <w:proofErr w:type="gramEnd"/>
+      <w:r>
+        <w:t>.Test</w:t>
+      </w:r>
+      <w:proofErr w:type="spellEnd"/>
+      <w:r>
+        <w:t>;</w:t>
+      </w:r>
+    </w:p>
+    <w:p>
+      <w:r>
+        <w:t xml:space="preserve">public class </w:t>
+      </w:r>
+      <w:proofErr w:type="spellStart"/>
+      <w:r>
+        <w:t>MyServiceTest</w:t>
+      </w:r>
+      <w:proofErr w:type="spellEnd"/>
+      <w:r>
+        <w:t xml:space="preserve"> {</w:t>
+      </w:r>
+    </w:p>
+    <w:p>
+      <w:r>
+        <w:t xml:space="preserve">    @Test</w:t>
+      </w:r>
+    </w:p>
+    <w:p>
+      <w:r>
+        <w:t xml:space="preserve">    public void </w:t>
+      </w:r>
+      <w:proofErr w:type="spellStart"/>
+      <w:proofErr w:type="gramStart"/>
+      <w:r>
+        <w:t>testExternalApi</w:t>
+      </w:r>
+      <w:proofErr w:type="spellEnd"/>
+      <w:r>
+        <w:t>(</w:t>
+      </w:r>
+      <w:proofErr w:type="gramEnd"/>
+      <w:r>
+        <w:t>) {</w:t>
+      </w:r>
+    </w:p>
+    <w:p>
+      <w:r>
+        <w:t xml:space="preserve">        </w:t>
+      </w:r>
+      <w:proofErr w:type="spellStart"/>
+      <w:r>
+        <w:t>ExternalApi</w:t>
+      </w:r>
+      <w:proofErr w:type="spellEnd"/>
+      <w:r>
+        <w:t xml:space="preserve"> </w:t>
+      </w:r>
+      <w:proofErr w:type="spellStart"/>
+      <w:r>
+        <w:t>mockApi</w:t>
+      </w:r>
+      <w:proofErr w:type="spellEnd"/>
+      <w:r>
+        <w:t xml:space="preserve"> = </w:t>
+      </w:r>
+      <w:proofErr w:type="gramStart"/>
+      <w:r>
+        <w:t>mock(</w:t>
+      </w:r>
+      <w:proofErr w:type="spellStart"/>
+      <w:proofErr w:type="gramEnd"/>
+      <w:r>
+        <w:t>ExternalApi.class</w:t>
+      </w:r>
+      <w:proofErr w:type="spellEnd"/>
+      <w:r>
+        <w:t>);</w:t>
+      </w:r>
+    </w:p>
+    <w:p>
+      <w:r>
+        <w:t xml:space="preserve">        </w:t>
+      </w:r>
+      <w:proofErr w:type="gramStart"/>
+      <w:r>
+        <w:t>when(</w:t>
+      </w:r>
+      <w:proofErr w:type="spellStart"/>
+      <w:proofErr w:type="gramEnd"/>
+      <w:r>
+        <w:t>mockApi.getData</w:t>
+      </w:r>
+      <w:proofErr w:type="spellEnd"/>
+      <w:r>
+        <w:t>()</w:t>
+      </w:r>
+      <w:proofErr w:type="gramStart"/>
+      <w:r>
+        <w:t>).</w:t>
+      </w:r>
+      <w:proofErr w:type="spellStart"/>
+      <w:r>
+        <w:t>thenReturn</w:t>
+      </w:r>
+      <w:proofErr w:type="spellEnd"/>
+      <w:proofErr w:type="gramEnd"/>
+      <w:r>
+        <w:t>("Mock Data");</w:t>
+      </w:r>
+    </w:p>
+    <w:p>
+      <w:r>
+        <w:t xml:space="preserve">        </w:t>
+      </w:r>
+      <w:proofErr w:type="spellStart"/>
+      <w:r>
+        <w:t>MyService</w:t>
+      </w:r>
+      <w:proofErr w:type="spellEnd"/>
+      <w:r>
+        <w:t xml:space="preserve"> service = new </w:t>
+      </w:r>
+      <w:proofErr w:type="spellStart"/>
+      <w:r>
+        <w:t>MyService</w:t>
+      </w:r>
+      <w:proofErr w:type="spellEnd"/>
+      <w:r>
+        <w:t>(</w:t>
+      </w:r>
+      <w:proofErr w:type="spellStart"/>
+      <w:r>
+        <w:t>mockApi</w:t>
+      </w:r>
+      <w:proofErr w:type="spellEnd"/>
+      <w:r>
+        <w:t>);</w:t>
+      </w:r>
+    </w:p>
+    <w:p>
+      <w:r>
+        <w:t xml:space="preserve">        String result = </w:t>
+      </w:r>
+      <w:proofErr w:type="spellStart"/>
+      <w:proofErr w:type="gramStart"/>
+      <w:r>
+        <w:t>service.fetchData</w:t>
+      </w:r>
+      <w:proofErr w:type="spellEnd"/>
+      <w:proofErr w:type="gramEnd"/>
+      <w:r>
+        <w:t>();</w:t>
+      </w:r>
+    </w:p>
+    <w:p>
+      <w:r>
+        <w:t xml:space="preserve">        </w:t>
+      </w:r>
+      <w:proofErr w:type="spellStart"/>
+      <w:proofErr w:type="gramStart"/>
+      <w:r>
+        <w:t>assertEquals</w:t>
+      </w:r>
+      <w:proofErr w:type="spellEnd"/>
+      <w:r>
+        <w:t>(</w:t>
+      </w:r>
+      <w:proofErr w:type="gramEnd"/>
+      <w:r>
+        <w:t>"Mock Data", result);</w:t>
+      </w:r>
+    </w:p>
+    <w:p>
+      <w:r>
+        <w:t xml:space="preserve">        verify(</w:t>
+      </w:r>
+      <w:proofErr w:type="spellStart"/>
+      <w:r>
+        <w:t>mockApi</w:t>
+      </w:r>
+      <w:proofErr w:type="spellEnd"/>
+      <w:proofErr w:type="gramStart"/>
+      <w:r>
+        <w:t>).</w:t>
+      </w:r>
+      <w:proofErr w:type="spellStart"/>
+      <w:r>
+        <w:t>getData</w:t>
+      </w:r>
+      <w:proofErr w:type="spellEnd"/>
+      <w:proofErr w:type="gramEnd"/>
+      <w:r>
+        <w:t>();</w:t>
+      </w:r>
+    </w:p>
+    <w:p>
+      <w:r>
+        <w:t xml:space="preserve">    }</w:t>
+      </w:r>
+    </w:p>
+    <w:p>
+      <w:r>
+        <w:t>}</w:t>
+      </w:r>
+    </w:p>
+    <w:p>
+      <w:pPr>
+        <w:rPr>
+          <w:b/>
+          <w:bCs/>
+        </w:rPr>
+      </w:pPr>
+      <w:r>
+        <w:rPr>
+          <w:b/>
+          <w:bCs/>
+        </w:rPr>
+        <w:lastRenderedPageBreak/>
+        <w:t>Verifying Interactions</w:t>
+      </w:r>
+    </w:p>
+    <w:p>
+      <w:r>
+        <w:t xml:space="preserve">import static </w:t>
+      </w:r>
+      <w:proofErr w:type="spellStart"/>
+      <w:proofErr w:type="gramStart"/>
+      <w:r>
+        <w:t>org.mockito</w:t>
+      </w:r>
+      <w:proofErr w:type="gramEnd"/>
+      <w:r>
+        <w:t>.</w:t>
+      </w:r>
+      <w:proofErr w:type="gramStart"/>
+      <w:r>
+        <w:t>Mockito</w:t>
+      </w:r>
+      <w:proofErr w:type="spellEnd"/>
+      <w:r>
+        <w:t>.*</w:t>
+      </w:r>
+      <w:proofErr w:type="gramEnd"/>
+      <w:r>
+        <w:t>;</w:t>
+      </w:r>
+    </w:p>
+    <w:p>
+      <w:r>
+        <w:t xml:space="preserve">import </w:t>
+      </w:r>
+      <w:proofErr w:type="spellStart"/>
+      <w:proofErr w:type="gramStart"/>
+      <w:r>
+        <w:t>org.junit</w:t>
+      </w:r>
+      <w:proofErr w:type="gramEnd"/>
+      <w:r>
+        <w:t>.Test</w:t>
+      </w:r>
+      <w:proofErr w:type="spellEnd"/>
+      <w:r>
+        <w:t>;</w:t>
+      </w:r>
+    </w:p>
+    <w:p>
+      <w:r>
+        <w:t xml:space="preserve">public class </w:t>
+      </w:r>
+      <w:proofErr w:type="spellStart"/>
+      <w:r>
+        <w:t>MyServiceTest</w:t>
+      </w:r>
+      <w:proofErr w:type="spellEnd"/>
+      <w:r>
+        <w:t xml:space="preserve"> {</w:t>
+      </w:r>
+    </w:p>
+    <w:p>
+      <w:r>
+        <w:t xml:space="preserve">    @Test</w:t>
+      </w:r>
+    </w:p>
+    <w:p>
+      <w:r>
+        <w:t xml:space="preserve">    public void </w:t>
+      </w:r>
+      <w:proofErr w:type="spellStart"/>
+      <w:proofErr w:type="gramStart"/>
+      <w:r>
+        <w:t>testVerifyWithArguments</w:t>
+      </w:r>
+      <w:proofErr w:type="spellEnd"/>
+      <w:r>
+        <w:t>(</w:t>
+      </w:r>
+      <w:proofErr w:type="gramEnd"/>
+      <w:r>
+        <w:t>) {</w:t>
+      </w:r>
+    </w:p>
+    <w:p>
+      <w:r>
+        <w:t xml:space="preserve">        </w:t>
+      </w:r>
+      <w:proofErr w:type="spellStart"/>
+      <w:r>
+        <w:t>ExternalApi</w:t>
+      </w:r>
+      <w:proofErr w:type="spellEnd"/>
+      <w:r>
+        <w:t xml:space="preserve"> </w:t>
+      </w:r>
+      <w:proofErr w:type="spellStart"/>
+      <w:r>
+        <w:t>mockApi</w:t>
+      </w:r>
+      <w:proofErr w:type="spellEnd"/>
+      <w:r>
+        <w:t xml:space="preserve"> = </w:t>
+      </w:r>
+      <w:proofErr w:type="gramStart"/>
+      <w:r>
+        <w:t>mock(</w:t>
+      </w:r>
+      <w:proofErr w:type="spellStart"/>
+      <w:proofErr w:type="gramEnd"/>
+      <w:r>
+        <w:t>ExternalApi.class</w:t>
+      </w:r>
+      <w:proofErr w:type="spellEnd"/>
+      <w:r>
+        <w:t>);</w:t>
+      </w:r>
+    </w:p>
+    <w:p>
+      <w:r>
+        <w:t xml:space="preserve">        </w:t>
+      </w:r>
+      <w:proofErr w:type="spellStart"/>
+      <w:r>
+        <w:t>MyService</w:t>
+      </w:r>
+      <w:proofErr w:type="spellEnd"/>
+      <w:r>
+        <w:t xml:space="preserve"> service = new </w:t>
+      </w:r>
+      <w:proofErr w:type="spellStart"/>
+      <w:r>
+        <w:t>MyService</w:t>
+      </w:r>
+      <w:proofErr w:type="spellEnd"/>
+      <w:r>
+        <w:t>(</w:t>
+      </w:r>
+      <w:proofErr w:type="spellStart"/>
+      <w:r>
+        <w:t>mockApi</w:t>
+      </w:r>
+      <w:proofErr w:type="spellEnd"/>
+      <w:r>
+        <w:t>);</w:t>
+      </w:r>
+    </w:p>
+    <w:p>
+      <w:r>
+        <w:t xml:space="preserve">        </w:t>
+      </w:r>
+      <w:proofErr w:type="spellStart"/>
+      <w:proofErr w:type="gramStart"/>
+      <w:r>
+        <w:t>service.processData</w:t>
+      </w:r>
+      <w:proofErr w:type="spellEnd"/>
+      <w:proofErr w:type="gramEnd"/>
+      <w:r>
+        <w:t>("User123");</w:t>
+      </w:r>
+    </w:p>
+    <w:p>
+      <w:r>
+        <w:t xml:space="preserve">        verify(</w:t>
+      </w:r>
+      <w:proofErr w:type="spellStart"/>
+      <w:r>
+        <w:t>mockApi</w:t>
+      </w:r>
+      <w:proofErr w:type="spellEnd"/>
+      <w:proofErr w:type="gramStart"/>
+      <w:r>
+        <w:t>).</w:t>
+      </w:r>
+      <w:proofErr w:type="spellStart"/>
+      <w:r>
+        <w:t>getData</w:t>
+      </w:r>
+      <w:proofErr w:type="spellEnd"/>
+      <w:proofErr w:type="gramEnd"/>
+      <w:r>
+        <w:t>(</w:t>
+      </w:r>
+      <w:proofErr w:type="spellStart"/>
+      <w:r>
+        <w:t>eq</w:t>
+      </w:r>
+      <w:proofErr w:type="spellEnd"/>
+      <w:r>
+        <w:t>("User123"));</w:t>
+      </w:r>
+    </w:p>
+    <w:p>
+      <w:r>
+        <w:t xml:space="preserve">        verify(</w:t>
+      </w:r>
+      <w:proofErr w:type="spellStart"/>
+      <w:r>
+        <w:t>mockApi</w:t>
+      </w:r>
+      <w:proofErr w:type="spellEnd"/>
+      <w:proofErr w:type="gramStart"/>
+      <w:r>
+        <w:t>).</w:t>
+      </w:r>
+      <w:proofErr w:type="spellStart"/>
+      <w:r>
+        <w:t>getData</w:t>
+      </w:r>
+      <w:proofErr w:type="spellEnd"/>
+      <w:proofErr w:type="gramEnd"/>
+      <w:r>
+        <w:t>(</w:t>
+      </w:r>
+      <w:proofErr w:type="spellStart"/>
+      <w:proofErr w:type="gramStart"/>
+      <w:r>
+        <w:t>anyString</w:t>
+      </w:r>
+      <w:proofErr w:type="spellEnd"/>
+      <w:r>
+        <w:t>(</w:t>
+      </w:r>
+      <w:proofErr w:type="gramEnd"/>
+      <w:r>
+        <w:t>));</w:t>
+      </w:r>
+    </w:p>
+    <w:p>
+      <w:r>
+        <w:t xml:space="preserve">    }</w:t>
+      </w:r>
+    </w:p>
+    <w:p>
+      <w:r>
+        <w:t>}</w:t>
+      </w:r>
+    </w:p>
+    <w:p>
+      <w:pPr>
+        <w:rPr>
+          <w:b/>
+          <w:bCs/>
+        </w:rPr>
+      </w:pPr>
+      <w:r>
+        <w:rPr>
+          <w:b/>
+          <w:bCs/>
+        </w:rPr>
+        <w:t xml:space="preserve">Logging Error Messages and Warning Levels </w:t>
+      </w:r>
+    </w:p>
+    <w:p>
+      <w:pPr>
+        <w:rPr>
+          <w:u w:val="single"/>
+        </w:rPr>
+      </w:pPr>
+      <w:r>
+        <w:rPr>
+          <w:u w:val="single"/>
+        </w:rPr>
+        <w:t>pom.xml</w:t>
+      </w:r>
+    </w:p>
+    <w:p>
+      <w:r>
+        <w:t>&lt;dependencies&gt;</w:t>
+      </w:r>
+    </w:p>
+    <w:p>
+      <w:r>
+        <w:t xml:space="preserve">    &lt;dependency&gt; </w:t>
+      </w:r>
+    </w:p>
+    <w:p>
+      <w:r>
+        <w:t xml:space="preserve">        &lt;</w:t>
+      </w:r>
+      <w:proofErr w:type="spellStart"/>
+      <w:r>
+        <w:t>groupId</w:t>
+      </w:r>
+      <w:proofErr w:type="spellEnd"/>
+      <w:r>
+        <w:t>&gt;org.slf4j&lt;/</w:t>
+      </w:r>
+      <w:proofErr w:type="spellStart"/>
+      <w:r>
+        <w:t>groupId</w:t>
+      </w:r>
+      <w:proofErr w:type="spellEnd"/>
+      <w:r>
+        <w:t xml:space="preserve">&gt; </w:t>
+      </w:r>
+    </w:p>
+    <w:p>
+      <w:r>
+        <w:t xml:space="preserve">        &lt;</w:t>
+      </w:r>
+      <w:proofErr w:type="spellStart"/>
+      <w:r>
+        <w:t>artifactId</w:t>
+      </w:r>
+      <w:proofErr w:type="spellEnd"/>
+      <w:r>
+        <w:t>&gt;slf4j-api&lt;/</w:t>
+      </w:r>
+      <w:proofErr w:type="spellStart"/>
+      <w:r>
+        <w:t>artifactId</w:t>
+      </w:r>
+      <w:proofErr w:type="spellEnd"/>
+      <w:r>
+        <w:t xml:space="preserve">&gt; </w:t>
+      </w:r>
+    </w:p>
+    <w:p>
+      <w:r>
+        <w:t xml:space="preserve">        &lt;version&gt;1.7.30&lt;/version&gt; </w:t>
+      </w:r>
+    </w:p>
+    <w:p>
+      <w:r>
+        <w:t xml:space="preserve">    &lt;/dependency&gt; </w:t>
+      </w:r>
+    </w:p>
+    <w:p>
+      <w:r>
+        <w:t xml:space="preserve">    &lt;dependency&gt; </w:t>
+      </w:r>
+    </w:p>
+    <w:p>
+      <w:r>
+        <w:t xml:space="preserve">        &lt;</w:t>
+      </w:r>
+      <w:proofErr w:type="spellStart"/>
+      <w:r>
+        <w:t>groupId</w:t>
+      </w:r>
+      <w:proofErr w:type="spellEnd"/>
+      <w:r>
+        <w:t>&gt;</w:t>
+      </w:r>
+      <w:proofErr w:type="spellStart"/>
+      <w:r>
+        <w:t>ch.qos.logback</w:t>
+      </w:r>
+      <w:proofErr w:type="spellEnd"/>
+      <w:r>
+        <w:t>&lt;/</w:t>
+      </w:r>
+      <w:proofErr w:type="spellStart"/>
+      <w:r>
+        <w:t>groupId</w:t>
+      </w:r>
+      <w:proofErr w:type="spellEnd"/>
+      <w:r>
+        <w:t xml:space="preserve">&gt; </w:t>
+      </w:r>
+    </w:p>
+    <w:p>
+      <w:r>
+        <w:t xml:space="preserve">        &lt;</w:t>
+      </w:r>
+      <w:proofErr w:type="spellStart"/>
+      <w:r>
+        <w:t>artifactId</w:t>
+      </w:r>
+      <w:proofErr w:type="spellEnd"/>
+      <w:r>
+        <w:t>&gt;</w:t>
+      </w:r>
+      <w:proofErr w:type="spellStart"/>
+      <w:r>
+        <w:t>logback</w:t>
+      </w:r>
+      <w:proofErr w:type="spellEnd"/>
+      <w:r>
+        <w:t>-classic&lt;/</w:t>
+      </w:r>
+      <w:proofErr w:type="spellStart"/>
+      <w:r>
+        <w:t>artifactId</w:t>
+      </w:r>
+      <w:proofErr w:type="spellEnd"/>
+      <w:r>
+        <w:t xml:space="preserve">&gt; </w:t>
+      </w:r>
+    </w:p>
+    <w:p>
+      <w:r>
+        <w:t xml:space="preserve">        &lt;version&gt;1.2.3&lt;/version&gt; </w:t>
+      </w:r>
+    </w:p>
+    <w:p>
+      <w:r>
+        <w:t xml:space="preserve">    &lt;/dependency&gt; </w:t>
+      </w:r>
+    </w:p>
+    <w:p>
+      <w:r>
+        <w:t>&lt;/dependencies&gt;</w:t>
+      </w:r>
+    </w:p>
+    <w:p>
+      <w:pPr>
+        <w:rPr>
+          <w:u w:val="single"/>
+        </w:rPr>
+      </w:pPr>
+      <w:r>
+        <w:rPr>
+          <w:u w:val="single"/>
+        </w:rPr>
+        <w:t>LoggingExample.java</w:t>
+      </w:r>
+    </w:p>
+    <w:p>
+      <w:r>
+        <w:t xml:space="preserve">import </w:t>
+      </w:r>
+      <w:proofErr w:type="gramStart"/>
+      <w:r>
+        <w:t>org.slf4j.Logger</w:t>
+      </w:r>
+      <w:proofErr w:type="gramEnd"/>
+      <w:r>
+        <w:t>;</w:t>
+      </w:r>
+    </w:p>
+    <w:p>
+      <w:r>
+        <w:t xml:space="preserve">import </w:t>
+      </w:r>
+      <w:proofErr w:type="gramStart"/>
+      <w:r>
+        <w:t>org.slf4j.LoggerFactory</w:t>
+      </w:r>
+      <w:proofErr w:type="gramEnd"/>
+      <w:r>
+        <w:t>;</w:t>
+      </w:r>
+    </w:p>
+    <w:p>
+      <w:r>
+        <w:t xml:space="preserve">public class </w:t>
+      </w:r>
+      <w:proofErr w:type="spellStart"/>
+      <w:r>
+        <w:t>LoggingExample</w:t>
+      </w:r>
+      <w:proofErr w:type="spellEnd"/>
+      <w:r>
+        <w:t xml:space="preserve"> { </w:t>
+      </w:r>
+    </w:p>
+    <w:p>
+      <w:r>
+        <w:lastRenderedPageBreak/>
+        <w:t xml:space="preserve">    private static final Logger </w:t>
+      </w:r>
+      <w:proofErr w:type="spellStart"/>
+      <w:r>
+        <w:t>logger</w:t>
+      </w:r>
+      <w:proofErr w:type="spellEnd"/>
+      <w:r>
+        <w:t xml:space="preserve"> = </w:t>
+      </w:r>
+      <w:proofErr w:type="spellStart"/>
+      <w:r>
+        <w:t>LoggerFactory.getLogger</w:t>
+      </w:r>
+      <w:proofErr w:type="spellEnd"/>
+      <w:r>
+        <w:t>(</w:t>
+      </w:r>
+      <w:proofErr w:type="spellStart"/>
+      <w:r>
+        <w:t>LoggingExample.class</w:t>
+      </w:r>
+      <w:proofErr w:type="spellEnd"/>
+      <w:r>
+        <w:t xml:space="preserve">); </w:t>
+      </w:r>
+    </w:p>
+    <w:p>
+      <w:r>
+        <w:t xml:space="preserve">    public static void </w:t>
+      </w:r>
+      <w:proofErr w:type="gramStart"/>
+      <w:r>
+        <w:t>main(String[</w:t>
+      </w:r>
+      <w:proofErr w:type="gramEnd"/>
+      <w:r>
+        <w:t xml:space="preserve">] </w:t>
+      </w:r>
+      <w:proofErr w:type="spellStart"/>
+      <w:r>
+        <w:t>args</w:t>
+      </w:r>
+      <w:proofErr w:type="spellEnd"/>
+      <w:r>
+        <w:t xml:space="preserve">) { </w:t>
+      </w:r>
+    </w:p>
+    <w:p>
+      <w:r>
+        <w:t xml:space="preserve">        </w:t>
+      </w:r>
+      <w:proofErr w:type="spellStart"/>
+      <w:proofErr w:type="gramStart"/>
+      <w:r>
+        <w:t>logger.error</w:t>
+      </w:r>
+      <w:proofErr w:type="spellEnd"/>
+      <w:proofErr w:type="gramEnd"/>
+      <w:r>
+        <w:t xml:space="preserve">("This is an error message"); </w:t>
+      </w:r>
+    </w:p>
+    <w:p>
+      <w:r>
+        <w:t xml:space="preserve">        </w:t>
+      </w:r>
+      <w:proofErr w:type="spellStart"/>
+      <w:proofErr w:type="gramStart"/>
+      <w:r>
+        <w:t>logger.warn</w:t>
+      </w:r>
+      <w:proofErr w:type="spellEnd"/>
+      <w:proofErr w:type="gramEnd"/>
+      <w:r>
+        <w:t xml:space="preserve">("This is a warning message"); </w:t>
+      </w:r>
+    </w:p>
+    <w:p>
+      <w:r>
+        <w:t xml:space="preserve">    } </w:t>
+      </w:r>
+    </w:p>
+    <w:p>
+      <w:r>
+        <w:t>}</w:t>
+      </w:r>
+    </w:p>
+    <w:p/>
     <w:sectPr>
       <w:pgSz w:w="11906" w:h="16838"/>
       <w:pgMar w:top="1440" w:right="1440" w:bottom="1440" w:left="1440" w:header="708" w:footer="708" w:gutter="0"/>
